--- a/docs/CB_Admin_MCP_Architecture.docx
+++ b/docs/CB_Admin_MCP_Architecture.docx
@@ -43,7 +43,7 @@
           <w:sz w:val="22"/>
           <w:szCs w:val="22"/>
         </w:rPr>
-        <w:t xml:space="preserve">208 tools  |  15 handler modules  |  two admin interfaces, one per instance</w:t>
+        <w:t xml:space="preserve">280 tools  |  16 handler modules  |  two admin interfaces, one per instance  |  measured 2026-09-14</w:t>
       </w:r>
     </w:p>
     <w:p>
@@ -3822,7 +3822,7 @@
                 <w:sz w:val="19"/>
                 <w:szCs w:val="19"/>
               </w:rPr>
-              <w:t xml:space="preserve">capella_* and cb_*  (74 + shared)</w:t>
+              <w:t xml:space="preserve">capella_* and cb_*  (138 + 19 shared)</w:t>
             </w:r>
           </w:p>
         </w:tc>
@@ -4108,7 +4108,7 @@
           <w:sz w:val="20"/>
           <w:szCs w:val="20"/>
         </w:rPr>
-        <w:t xml:space="preserve">detect_mode() infers: a Capella host in CB_CONNECTION_STRING gives capella; CAPELLA_API_KEY_SECRET with no connection string gives capella; CAPELLA_API_KEY_SECRET together with a non-Capella connection string gives BOTH. So an instance that has a Capella key left over in its .env and a self-managed connection string loads all 208 tools, and the one-interface-per-instance boundary is gone with no warning at the point of use. Naming the mode removes the inference.</w:t>
+        <w:t xml:space="preserve">detect_mode() infers: a Capella host in CB_CONNECTION_STRING gives capella; CAPELLA_API_KEY_SECRET with no connection string gives capella; CAPELLA_API_KEY_SECRET together with a non-Capella connection string gives BOTH. So an instance that has a Capella key left over in its .env and a self-managed connection string loads all 280 tools, and the one-interface-per-instance boundary is gone with no warning at the point of use. Naming the mode removes the inference.</w:t>
       </w:r>
     </w:p>
     <w:p>
@@ -4193,7 +4193,7 @@
           <w:sz w:val="20"/>
           <w:szCs w:val="20"/>
         </w:rPr>
-        <w:t xml:space="preserve">Capella does not expose the ns_server admin REST API to tenants, and a Capella database credential carries bucket-scoped data roles and never Full Admin. So the 134 admin_* tools are unloaded in capella mode. Their Capella equivalents are the capella_* family.</w:t>
+        <w:t xml:space="preserve">Capella does not expose the ns_server admin REST API to tenants, and a Capella database credential carries bucket-scoped data roles and never Full Admin. So the 123 admin_* tools are unloaded in capella mode. Their Capella equivalents are the capella_* family.</w:t>
       </w:r>
     </w:p>
     <w:p>
@@ -8538,7 +8538,7 @@
                 <w:sz w:val="19"/>
                 <w:szCs w:val="19"/>
               </w:rPr>
-              <w:t xml:space="preserve">All 208 tools loaded when you expected 74 or 134</w:t>
+              <w:t xml:space="preserve">All 280 tools loaded when you expected 158 or 142</w:t>
             </w:r>
           </w:p>
         </w:tc>
@@ -8833,7 +8833,7 @@
       <w:r>
         <w:drawing>
           <wp:inline distT="0" distB="0" distL="0" distR="0">
-            <wp:extent cx="5943600" cy="5705475"/>
+            <wp:extent cx="5943600" cy="5734050"/>
             <wp:effectExtent t="0" r="0" b="0" l="0"/>
             <wp:docPr id="1" name="" descr="" title=""/>
             <wp:cNvGraphicFramePr>
@@ -8858,7 +8858,7 @@
                   <pic:spPr bwMode="auto">
                     <a:xfrm>
                       <a:off x="0" y="0"/>
-                      <a:ext cx="5943600" cy="5705475"/>
+                      <a:ext cx="5943600" cy="5734050"/>
                     </a:xfrm>
                     <a:prstGeom prst="rect">
                       <a:avLst/>
@@ -9213,7 +9213,7 @@
       <w:r>
         <w:drawing>
           <wp:inline distT="0" distB="0" distL="0" distR="0">
-            <wp:extent cx="5943600" cy="1047750"/>
+            <wp:extent cx="5943600" cy="1790700"/>
             <wp:effectExtent t="0" r="0" b="0" l="0"/>
             <wp:docPr id="1" name="" descr="" title=""/>
             <wp:cNvGraphicFramePr>
@@ -9238,7 +9238,7 @@
                   <pic:spPr bwMode="auto">
                     <a:xfrm>
                       <a:off x="0" y="0"/>
-                      <a:ext cx="5943600" cy="1047750"/>
+                      <a:ext cx="5943600" cy="1790700"/>
                     </a:xfrm>
                     <a:prstGeom prst="rect">
                       <a:avLst/>
@@ -9720,7 +9720,7 @@
           <w:sz w:val="21"/>
           <w:szCs w:val="21"/>
         </w:rPr>
-        <w:t xml:space="preserve">deployment.py accepts a third value, both, which loads all 208 tools and gates nothing. It is a real code path with a real use - a single hybrid session driving a self-managed cluster and a Capella organization at once - and tests cover it. It is nevertheless not how this server should be deployed, for three reasons.</w:t>
+        <w:t xml:space="preserve">deployment.py accepts a third value, both, which loads all 280 tools and gates nothing. It is a real code path with a real use - a single hybrid session driving a self-managed cluster and a Capella organization at once - and tests cover it. It is nevertheless not how this server should be deployed, for three reasons.</w:t>
       </w:r>
     </w:p>
     <w:p>
@@ -9799,7 +9799,7 @@
           <w:sz w:val="20"/>
           <w:szCs w:val="20"/>
         </w:rPr>
-        <w:t xml:space="preserve">detect_mode() resolves CAPELLA_API_KEY_SECRET plus a non-Capella CB_CONNECTION_STRING to both. So an instance intended for a self-managed cluster, whose .env still carries a Capella key from earlier work, silently loads all 208 tools. The inference is defensible in isolation - an operator who configures both plainly intends both - but it means the one-interface-per-instance boundary can be lost without anyone deciding to lose it. Naming the mode removes the inference entirely, which is why section 2.3 says to set it even when the credentials already make it unambiguous.</w:t>
+        <w:t xml:space="preserve">detect_mode() resolves CAPELLA_API_KEY_SECRET plus a non-Capella CB_CONNECTION_STRING to both. So an instance intended for a self-managed cluster, whose .env still carries a Capella key from earlier work, silently loads all 280 tools. The inference is defensible in isolation - an operator who configures both plainly intends both - but it means the one-interface-per-instance boundary can be lost without anyone deciding to lose it. Naming the mode removes the inference entirely, which is why section 2.3 says to set it even when the credentials already make it unambiguous.</w:t>
       </w:r>
     </w:p>
     <w:p>
@@ -9841,7 +9841,7 @@
           <w:sz w:val="21"/>
           <w:szCs w:val="21"/>
         </w:rPr>
-        <w:t xml:space="preserve">208 tools across 15 handler modules. Categories are mutually exclusive and are taken from each tool's MCP annotations: a read tool declares readOnlyHint, a destructive tool declares destructiveHint, and everything else is a write.</w:t>
+        <w:t xml:space="preserve">280 tools across 16 handler modules, measured 2026-09-14. Categories are mutually exclusive and are taken from each tool's MCP annotations: a read tool declares readOnlyHint, a destructive tool declares destructiveHint, and everything else is a write.</w:t>
       </w:r>
     </w:p>
     <w:tbl>
@@ -10053,7 +10053,7 @@
                 <w:sz w:val="19"/>
                 <w:szCs w:val="19"/>
               </w:rPr>
-              <w:t xml:space="preserve">backup</w:t>
+              <w:t xml:space="preserve">buckets</w:t>
             </w:r>
           </w:p>
         </w:tc>
@@ -10078,7 +10078,7 @@
                 <w:sz w:val="19"/>
                 <w:szCs w:val="19"/>
               </w:rPr>
-              <w:t xml:space="preserve">5</w:t>
+              <w:t xml:space="preserve">10</w:t>
             </w:r>
           </w:p>
         </w:tc>
@@ -10128,7 +10128,7 @@
                 <w:sz w:val="19"/>
                 <w:szCs w:val="19"/>
               </w:rPr>
-              <w:t xml:space="preserve">1</w:t>
+              <w:t xml:space="preserve">4</w:t>
             </w:r>
           </w:p>
         </w:tc>
@@ -10153,7 +10153,7 @@
                 <w:sz w:val="19"/>
                 <w:szCs w:val="19"/>
               </w:rPr>
-              <w:t xml:space="preserve">1</w:t>
+              <w:t xml:space="preserve">3</w:t>
             </w:r>
           </w:p>
         </w:tc>
@@ -10177,7 +10177,7 @@
                 <w:sz w:val="19"/>
                 <w:szCs w:val="19"/>
               </w:rPr>
-              <w:t xml:space="preserve">Backup Service repositories and restore runs</w:t>
+              <w:t xml:space="preserve">Bucket lifecycle, flush, settings</w:t>
             </w:r>
           </w:p>
         </w:tc>
@@ -10205,7 +10205,7 @@
                 <w:sz w:val="19"/>
                 <w:szCs w:val="19"/>
               </w:rPr>
-              <w:t xml:space="preserve">buckets</w:t>
+              <w:t xml:space="preserve">collections</w:t>
             </w:r>
           </w:p>
         </w:tc>
@@ -10231,7 +10231,7 @@
                 <w:sz w:val="19"/>
                 <w:szCs w:val="19"/>
               </w:rPr>
-              <w:t xml:space="preserve">10</w:t>
+              <w:t xml:space="preserve">5</w:t>
             </w:r>
           </w:p>
         </w:tc>
@@ -10257,7 +10257,7 @@
                 <w:sz w:val="19"/>
                 <w:szCs w:val="19"/>
               </w:rPr>
-              <w:t xml:space="preserve">3</w:t>
+              <w:t xml:space="preserve">1</w:t>
             </w:r>
           </w:p>
         </w:tc>
@@ -10283,7 +10283,7 @@
                 <w:sz w:val="19"/>
                 <w:szCs w:val="19"/>
               </w:rPr>
-              <w:t xml:space="preserve">4</w:t>
+              <w:t xml:space="preserve">2</w:t>
             </w:r>
           </w:p>
         </w:tc>
@@ -10309,7 +10309,7 @@
                 <w:sz w:val="19"/>
                 <w:szCs w:val="19"/>
               </w:rPr>
-              <w:t xml:space="preserve">3</w:t>
+              <w:t xml:space="preserve">2</w:t>
             </w:r>
           </w:p>
         </w:tc>
@@ -10334,7 +10334,7 @@
                 <w:sz w:val="19"/>
                 <w:szCs w:val="19"/>
               </w:rPr>
-              <w:t xml:space="preserve">Bucket lifecycle, flush, settings</w:t>
+              <w:t xml:space="preserve">Scopes and collections</w:t>
             </w:r>
           </w:p>
         </w:tc>
@@ -10361,7 +10361,7 @@
                 <w:sz w:val="19"/>
                 <w:szCs w:val="19"/>
               </w:rPr>
-              <w:t xml:space="preserve">capella</w:t>
+              <w:t xml:space="preserve">security</w:t>
             </w:r>
           </w:p>
         </w:tc>
@@ -10386,7 +10386,7 @@
                 <w:sz w:val="19"/>
                 <w:szCs w:val="19"/>
               </w:rPr>
-              <w:t xml:space="preserve">74</w:t>
+              <w:t xml:space="preserve">17</w:t>
             </w:r>
           </w:p>
         </w:tc>
@@ -10411,7 +10411,7 @@
                 <w:sz w:val="19"/>
                 <w:szCs w:val="19"/>
               </w:rPr>
-              <w:t xml:space="preserve">32</w:t>
+              <w:t xml:space="preserve">9</w:t>
             </w:r>
           </w:p>
         </w:tc>
@@ -10436,7 +10436,7 @@
                 <w:sz w:val="19"/>
                 <w:szCs w:val="19"/>
               </w:rPr>
-              <w:t xml:space="preserve">26</w:t>
+              <w:t xml:space="preserve">1</w:t>
             </w:r>
           </w:p>
         </w:tc>
@@ -10461,7 +10461,7 @@
                 <w:sz w:val="19"/>
                 <w:szCs w:val="19"/>
               </w:rPr>
-              <w:t xml:space="preserve">16</w:t>
+              <w:t xml:space="preserve">7</w:t>
             </w:r>
           </w:p>
         </w:tc>
@@ -10485,7 +10485,7 @@
                 <w:sz w:val="19"/>
                 <w:szCs w:val="19"/>
               </w:rPr>
-              <w:t xml:space="preserve">Capella v4 control plane: primitives, environment orchestration, fixtures</w:t>
+              <w:t xml:space="preserve">Users, roles, password policy, audit settings</w:t>
             </w:r>
           </w:p>
         </w:tc>
@@ -10669,7 +10669,7 @@
                 <w:sz w:val="19"/>
                 <w:szCs w:val="19"/>
               </w:rPr>
-              <w:t xml:space="preserve">collections</w:t>
+              <w:t xml:space="preserve">xdcr</w:t>
             </w:r>
           </w:p>
         </w:tc>
@@ -10694,7 +10694,7 @@
                 <w:sz w:val="19"/>
                 <w:szCs w:val="19"/>
               </w:rPr>
-              <w:t xml:space="preserve">5</w:t>
+              <w:t xml:space="preserve">10</w:t>
             </w:r>
           </w:p>
         </w:tc>
@@ -10719,7 +10719,7 @@
                 <w:sz w:val="19"/>
                 <w:szCs w:val="19"/>
               </w:rPr>
-              <w:t xml:space="preserve">1</w:t>
+              <w:t xml:space="preserve">3</w:t>
             </w:r>
           </w:p>
         </w:tc>
@@ -10744,7 +10744,7 @@
                 <w:sz w:val="19"/>
                 <w:szCs w:val="19"/>
               </w:rPr>
-              <w:t xml:space="preserve">2</w:t>
+              <w:t xml:space="preserve">4</w:t>
             </w:r>
           </w:p>
         </w:tc>
@@ -10769,7 +10769,7 @@
                 <w:sz w:val="19"/>
                 <w:szCs w:val="19"/>
               </w:rPr>
-              <w:t xml:space="preserve">2</w:t>
+              <w:t xml:space="preserve">3</w:t>
             </w:r>
           </w:p>
         </w:tc>
@@ -10793,7 +10793,7 @@
                 <w:sz w:val="19"/>
                 <w:szCs w:val="19"/>
               </w:rPr>
-              <w:t xml:space="preserve">Scopes and collections</w:t>
+              <w:t xml:space="preserve">Cross data centre replication</w:t>
             </w:r>
           </w:p>
         </w:tc>
@@ -10821,7 +10821,7 @@
                 <w:sz w:val="19"/>
                 <w:szCs w:val="19"/>
               </w:rPr>
-              <w:t xml:space="preserve">diagnostics</w:t>
+              <w:t xml:space="preserve">indexes</w:t>
             </w:r>
           </w:p>
         </w:tc>
@@ -10847,7 +10847,7 @@
                 <w:sz w:val="19"/>
                 <w:szCs w:val="19"/>
               </w:rPr>
-              <w:t xml:space="preserve">10</w:t>
+              <w:t xml:space="preserve">6</w:t>
             </w:r>
           </w:p>
         </w:tc>
@@ -10873,7 +10873,7 @@
                 <w:sz w:val="19"/>
                 <w:szCs w:val="19"/>
               </w:rPr>
-              <w:t xml:space="preserve">10</w:t>
+              <w:t xml:space="preserve">2</w:t>
             </w:r>
           </w:p>
         </w:tc>
@@ -10899,7 +10899,7 @@
                 <w:sz w:val="19"/>
                 <w:szCs w:val="19"/>
               </w:rPr>
-              <w:t xml:space="preserve">0</w:t>
+              <w:t xml:space="preserve">3</w:t>
             </w:r>
           </w:p>
         </w:tc>
@@ -10925,7 +10925,7 @@
                 <w:sz w:val="19"/>
                 <w:szCs w:val="19"/>
               </w:rPr>
-              <w:t xml:space="preserve">0</w:t>
+              <w:t xml:space="preserve">1</w:t>
             </w:r>
           </w:p>
         </w:tc>
@@ -10950,7 +10950,7 @@
                 <w:sz w:val="19"/>
                 <w:szCs w:val="19"/>
               </w:rPr>
-              <w:t xml:space="preserve">Query plan analysis, slow queries, index advisor</w:t>
+              <w:t xml:space="preserve">GSI create, build, drop, list</w:t>
             </w:r>
           </w:p>
         </w:tc>
@@ -10977,7 +10977,7 @@
                 <w:sz w:val="19"/>
                 <w:szCs w:val="19"/>
               </w:rPr>
-              <w:t xml:space="preserve">eight_x</w:t>
+              <w:t xml:space="preserve">search_admin</w:t>
             </w:r>
           </w:p>
         </w:tc>
@@ -11002,7 +11002,7 @@
                 <w:sz w:val="19"/>
                 <w:szCs w:val="19"/>
               </w:rPr>
-              <w:t xml:space="preserve">6</w:t>
+              <w:t xml:space="preserve">9</w:t>
             </w:r>
           </w:p>
         </w:tc>
@@ -11027,7 +11027,7 @@
                 <w:sz w:val="19"/>
                 <w:szCs w:val="19"/>
               </w:rPr>
-              <w:t xml:space="preserve">1</w:t>
+              <w:t xml:space="preserve">5</w:t>
             </w:r>
           </w:p>
         </w:tc>
@@ -11052,7 +11052,7 @@
                 <w:sz w:val="19"/>
                 <w:szCs w:val="19"/>
               </w:rPr>
-              <w:t xml:space="preserve">3</w:t>
+              <w:t xml:space="preserve">2</w:t>
             </w:r>
           </w:p>
         </w:tc>
@@ -11101,7 +11101,7 @@
                 <w:sz w:val="19"/>
                 <w:szCs w:val="19"/>
               </w:rPr>
-              <w:t xml:space="preserve">Couchbase Server 8.0+ only: vector indexes, conflict logs</w:t>
+              <w:t xml:space="preserve">Full-text search index administration</w:t>
             </w:r>
           </w:p>
         </w:tc>
@@ -11129,7 +11129,7 @@
                 <w:sz w:val="19"/>
                 <w:szCs w:val="19"/>
               </w:rPr>
-              <w:t xml:space="preserve">encryption</w:t>
+              <w:t xml:space="preserve">stats</w:t>
             </w:r>
           </w:p>
         </w:tc>
@@ -11155,7 +11155,7 @@
                 <w:sz w:val="19"/>
                 <w:szCs w:val="19"/>
               </w:rPr>
-              <w:t xml:space="preserve">4</w:t>
+              <w:t xml:space="preserve">10</w:t>
             </w:r>
           </w:p>
         </w:tc>
@@ -11181,7 +11181,7 @@
                 <w:sz w:val="19"/>
                 <w:szCs w:val="19"/>
               </w:rPr>
-              <w:t xml:space="preserve">2</w:t>
+              <w:t xml:space="preserve">8</w:t>
             </w:r>
           </w:p>
         </w:tc>
@@ -11207,7 +11207,7 @@
                 <w:sz w:val="19"/>
                 <w:szCs w:val="19"/>
               </w:rPr>
-              <w:t xml:space="preserve">0</w:t>
+              <w:t xml:space="preserve">1</w:t>
             </w:r>
           </w:p>
         </w:tc>
@@ -11233,7 +11233,7 @@
                 <w:sz w:val="19"/>
                 <w:szCs w:val="19"/>
               </w:rPr>
-              <w:t xml:space="preserve">2</w:t>
+              <w:t xml:space="preserve">1</w:t>
             </w:r>
           </w:p>
         </w:tc>
@@ -11258,7 +11258,7 @@
                 <w:sz w:val="19"/>
                 <w:szCs w:val="19"/>
               </w:rPr>
-              <w:t xml:space="preserve">Encryption at rest, KMIP</w:t>
+              <w:t xml:space="preserve">Metrics, system events, internal settings</w:t>
             </w:r>
           </w:p>
         </w:tc>
@@ -11285,7 +11285,7 @@
                 <w:sz w:val="19"/>
                 <w:szCs w:val="19"/>
               </w:rPr>
-              <w:t xml:space="preserve">eventing</w:t>
+              <w:t xml:space="preserve">diagnostics</w:t>
             </w:r>
           </w:p>
         </w:tc>
@@ -11335,7 +11335,7 @@
                 <w:sz w:val="19"/>
                 <w:szCs w:val="19"/>
               </w:rPr>
-              <w:t xml:space="preserve">4</w:t>
+              <w:t xml:space="preserve">10</w:t>
             </w:r>
           </w:p>
         </w:tc>
@@ -11360,7 +11360,7 @@
                 <w:sz w:val="19"/>
                 <w:szCs w:val="19"/>
               </w:rPr>
-              <w:t xml:space="preserve">2</w:t>
+              <w:t xml:space="preserve">0</w:t>
             </w:r>
           </w:p>
         </w:tc>
@@ -11385,7 +11385,7 @@
                 <w:sz w:val="19"/>
                 <w:szCs w:val="19"/>
               </w:rPr>
-              <w:t xml:space="preserve">4</w:t>
+              <w:t xml:space="preserve">0</w:t>
             </w:r>
           </w:p>
         </w:tc>
@@ -11409,7 +11409,7 @@
                 <w:sz w:val="19"/>
                 <w:szCs w:val="19"/>
               </w:rPr>
-              <w:t xml:space="preserve">Eventing functions and deployment state</w:t>
+              <w:t xml:space="preserve">Query plan analysis, slow queries, index advisor</w:t>
             </w:r>
           </w:p>
         </w:tc>
@@ -11437,7 +11437,7 @@
                 <w:sz w:val="19"/>
                 <w:szCs w:val="19"/>
               </w:rPr>
-              <w:t xml:space="preserve">indexes</w:t>
+              <w:t xml:space="preserve">eight_x</w:t>
             </w:r>
           </w:p>
         </w:tc>
@@ -11489,64 +11489,64 @@
                 <w:sz w:val="19"/>
                 <w:szCs w:val="19"/>
               </w:rPr>
+              <w:t xml:space="preserve">1</w:t>
+            </w:r>
+          </w:p>
+        </w:tc>
+        <w:tc>
+          <w:tcPr>
+            <w:tcW w:type="dxa" w:w="730"/>
+            <w:shd w:fill="F7F9FC" w:val="clear"/>
+            <w:tcMar>
+              <w:top w:type="dxa" w:w="70"/>
+              <w:left w:type="dxa" w:w="110"/>
+              <w:bottom w:type="dxa" w:w="70"/>
+              <w:right w:type="dxa" w:w="110"/>
+            </w:tcMar>
+          </w:tcPr>
+          <w:p>
+            <w:pPr>
+              <w:spacing w:after="0" w:line="250"/>
+              <w:jc w:val="center"/>
+            </w:pPr>
+            <w:r>
+              <w:rPr>
+                <w:color w:val="222222"/>
+                <w:sz w:val="19"/>
+                <w:szCs w:val="19"/>
+              </w:rPr>
+              <w:t xml:space="preserve">3</w:t>
+            </w:r>
+          </w:p>
+        </w:tc>
+        <w:tc>
+          <w:tcPr>
+            <w:tcW w:type="dxa" w:w="780"/>
+            <w:shd w:fill="F7F9FC" w:val="clear"/>
+            <w:tcMar>
+              <w:top w:type="dxa" w:w="70"/>
+              <w:left w:type="dxa" w:w="110"/>
+              <w:bottom w:type="dxa" w:w="70"/>
+              <w:right w:type="dxa" w:w="110"/>
+            </w:tcMar>
+          </w:tcPr>
+          <w:p>
+            <w:pPr>
+              <w:spacing w:after="0" w:line="250"/>
+              <w:jc w:val="center"/>
+            </w:pPr>
+            <w:r>
+              <w:rPr>
+                <w:color w:val="222222"/>
+                <w:sz w:val="19"/>
+                <w:szCs w:val="19"/>
+              </w:rPr>
               <w:t xml:space="preserve">2</w:t>
             </w:r>
           </w:p>
         </w:tc>
         <w:tc>
           <w:tcPr>
-            <w:tcW w:type="dxa" w:w="730"/>
-            <w:shd w:fill="F7F9FC" w:val="clear"/>
-            <w:tcMar>
-              <w:top w:type="dxa" w:w="70"/>
-              <w:left w:type="dxa" w:w="110"/>
-              <w:bottom w:type="dxa" w:w="70"/>
-              <w:right w:type="dxa" w:w="110"/>
-            </w:tcMar>
-          </w:tcPr>
-          <w:p>
-            <w:pPr>
-              <w:spacing w:after="0" w:line="250"/>
-              <w:jc w:val="center"/>
-            </w:pPr>
-            <w:r>
-              <w:rPr>
-                <w:color w:val="222222"/>
-                <w:sz w:val="19"/>
-                <w:szCs w:val="19"/>
-              </w:rPr>
-              <w:t xml:space="preserve">3</w:t>
-            </w:r>
-          </w:p>
-        </w:tc>
-        <w:tc>
-          <w:tcPr>
-            <w:tcW w:type="dxa" w:w="780"/>
-            <w:shd w:fill="F7F9FC" w:val="clear"/>
-            <w:tcMar>
-              <w:top w:type="dxa" w:w="70"/>
-              <w:left w:type="dxa" w:w="110"/>
-              <w:bottom w:type="dxa" w:w="70"/>
-              <w:right w:type="dxa" w:w="110"/>
-            </w:tcMar>
-          </w:tcPr>
-          <w:p>
-            <w:pPr>
-              <w:spacing w:after="0" w:line="250"/>
-              <w:jc w:val="center"/>
-            </w:pPr>
-            <w:r>
-              <w:rPr>
-                <w:color w:val="222222"/>
-                <w:sz w:val="19"/>
-                <w:szCs w:val="19"/>
-              </w:rPr>
-              <w:t xml:space="preserve">1</w:t>
-            </w:r>
-          </w:p>
-        </w:tc>
-        <w:tc>
-          <w:tcPr>
             <w:tcW w:type="dxa" w:w="4620"/>
             <w:shd w:fill="F7F9FC" w:val="clear"/>
             <w:tcMar>
@@ -11566,7 +11566,7 @@
                 <w:sz w:val="19"/>
                 <w:szCs w:val="19"/>
               </w:rPr>
-              <w:t xml:space="preserve">GSI create, build, drop, list</w:t>
+              <w:t xml:space="preserve">Couchbase Server 8.0+ only: vector indexes, conflict logs</w:t>
             </w:r>
           </w:p>
         </w:tc>
@@ -11593,7 +11593,7 @@
                 <w:sz w:val="19"/>
                 <w:szCs w:val="19"/>
               </w:rPr>
-              <w:t xml:space="preserve">mcp_status</w:t>
+              <w:t xml:space="preserve">backup</w:t>
             </w:r>
           </w:p>
         </w:tc>
@@ -11618,7 +11618,7 @@
                 <w:sz w:val="19"/>
                 <w:szCs w:val="19"/>
               </w:rPr>
-              <w:t xml:space="preserve">3</w:t>
+              <w:t xml:space="preserve">7</w:t>
             </w:r>
           </w:p>
         </w:tc>
@@ -11643,7 +11643,7 @@
                 <w:sz w:val="19"/>
                 <w:szCs w:val="19"/>
               </w:rPr>
-              <w:t xml:space="preserve">3</w:t>
+              <w:t xml:space="preserve">4</w:t>
             </w:r>
           </w:p>
         </w:tc>
@@ -11668,7 +11668,7 @@
                 <w:sz w:val="19"/>
                 <w:szCs w:val="19"/>
               </w:rPr>
-              <w:t xml:space="preserve">0</w:t>
+              <w:t xml:space="preserve">2</w:t>
             </w:r>
           </w:p>
         </w:tc>
@@ -11693,7 +11693,7 @@
                 <w:sz w:val="19"/>
                 <w:szCs w:val="19"/>
               </w:rPr>
-              <w:t xml:space="preserve">0</w:t>
+              <w:t xml:space="preserve">1</w:t>
             </w:r>
           </w:p>
         </w:tc>
@@ -11717,7 +11717,7 @@
                 <w:sz w:val="19"/>
                 <w:szCs w:val="19"/>
               </w:rPr>
-              <w:t xml:space="preserve">Server introspection: config, tool inventory, TLS state</w:t>
+              <w:t xml:space="preserve">Backup Service repositories and restore runs</w:t>
             </w:r>
           </w:p>
         </w:tc>
@@ -11745,7 +11745,7 @@
                 <w:sz w:val="19"/>
                 <w:szCs w:val="19"/>
               </w:rPr>
-              <w:t xml:space="preserve">search_admin</w:t>
+              <w:t xml:space="preserve">eventing</w:t>
             </w:r>
           </w:p>
         </w:tc>
@@ -11771,7 +11771,7 @@
                 <w:sz w:val="19"/>
                 <w:szCs w:val="19"/>
               </w:rPr>
-              <w:t xml:space="preserve">9</w:t>
+              <w:t xml:space="preserve">10</w:t>
             </w:r>
           </w:p>
         </w:tc>
@@ -11797,7 +11797,7 @@
                 <w:sz w:val="19"/>
                 <w:szCs w:val="19"/>
               </w:rPr>
-              <w:t xml:space="preserve">5</w:t>
+              <w:t xml:space="preserve">4</w:t>
             </w:r>
           </w:p>
         </w:tc>
@@ -11849,7 +11849,7 @@
                 <w:sz w:val="19"/>
                 <w:szCs w:val="19"/>
               </w:rPr>
-              <w:t xml:space="preserve">2</w:t>
+              <w:t xml:space="preserve">4</w:t>
             </w:r>
           </w:p>
         </w:tc>
@@ -11874,7 +11874,7 @@
                 <w:sz w:val="19"/>
                 <w:szCs w:val="19"/>
               </w:rPr>
-              <w:t xml:space="preserve">Full-text search index administration</w:t>
+              <w:t xml:space="preserve">Eventing functions and deployment state</w:t>
             </w:r>
           </w:p>
         </w:tc>
@@ -11901,7 +11901,7 @@
                 <w:sz w:val="19"/>
                 <w:szCs w:val="19"/>
               </w:rPr>
-              <w:t xml:space="preserve">security</w:t>
+              <w:t xml:space="preserve">encryption</w:t>
             </w:r>
           </w:p>
         </w:tc>
@@ -11926,7 +11926,7 @@
                 <w:sz w:val="19"/>
                 <w:szCs w:val="19"/>
               </w:rPr>
-              <w:t xml:space="preserve">17</w:t>
+              <w:t xml:space="preserve">4</w:t>
             </w:r>
           </w:p>
         </w:tc>
@@ -11951,7 +11951,7 @@
                 <w:sz w:val="19"/>
                 <w:szCs w:val="19"/>
               </w:rPr>
-              <w:t xml:space="preserve">9</w:t>
+              <w:t xml:space="preserve">2</w:t>
             </w:r>
           </w:p>
         </w:tc>
@@ -11976,7 +11976,7 @@
                 <w:sz w:val="19"/>
                 <w:szCs w:val="19"/>
               </w:rPr>
-              <w:t xml:space="preserve">1</w:t>
+              <w:t xml:space="preserve">0</w:t>
             </w:r>
           </w:p>
         </w:tc>
@@ -12001,7 +12001,7 @@
                 <w:sz w:val="19"/>
                 <w:szCs w:val="19"/>
               </w:rPr>
-              <w:t xml:space="preserve">7</w:t>
+              <w:t xml:space="preserve">2</w:t>
             </w:r>
           </w:p>
         </w:tc>
@@ -12025,7 +12025,7 @@
                 <w:sz w:val="19"/>
                 <w:szCs w:val="19"/>
               </w:rPr>
-              <w:t xml:space="preserve">Users, roles, password policy, audit settings</w:t>
+              <w:t xml:space="preserve">Encryption at rest, KMIP</w:t>
             </w:r>
           </w:p>
         </w:tc>
@@ -12053,7 +12053,7 @@
                 <w:sz w:val="19"/>
                 <w:szCs w:val="19"/>
               </w:rPr>
-              <w:t xml:space="preserve">stats</w:t>
+              <w:t xml:space="preserve">capella</w:t>
             </w:r>
           </w:p>
         </w:tc>
@@ -12079,7 +12079,7 @@
                 <w:sz w:val="19"/>
                 <w:szCs w:val="19"/>
               </w:rPr>
-              <w:t xml:space="preserve">10</w:t>
+              <w:t xml:space="preserve">138</w:t>
             </w:r>
           </w:p>
         </w:tc>
@@ -12105,7 +12105,7 @@
                 <w:sz w:val="19"/>
                 <w:szCs w:val="19"/>
               </w:rPr>
-              <w:t xml:space="preserve">8</w:t>
+              <w:t xml:space="preserve">65</w:t>
             </w:r>
           </w:p>
         </w:tc>
@@ -12131,7 +12131,7 @@
                 <w:sz w:val="19"/>
                 <w:szCs w:val="19"/>
               </w:rPr>
-              <w:t xml:space="preserve">1</w:t>
+              <w:t xml:space="preserve">47</w:t>
             </w:r>
           </w:p>
         </w:tc>
@@ -12157,7 +12157,7 @@
                 <w:sz w:val="19"/>
                 <w:szCs w:val="19"/>
               </w:rPr>
-              <w:t xml:space="preserve">1</w:t>
+              <w:t xml:space="preserve">26</w:t>
             </w:r>
           </w:p>
         </w:tc>
@@ -12182,7 +12182,7 @@
                 <w:sz w:val="19"/>
                 <w:szCs w:val="19"/>
               </w:rPr>
-              <w:t xml:space="preserve">Metrics, system events, internal settings</w:t>
+              <w:t xml:space="preserve">Capella v4 control plane: primitives, environment orchestration, fixtures</w:t>
             </w:r>
           </w:p>
         </w:tc>
@@ -12209,7 +12209,7 @@
                 <w:sz w:val="19"/>
                 <w:szCs w:val="19"/>
               </w:rPr>
-              <w:t xml:space="preserve">xdcr</w:t>
+              <w:t xml:space="preserve">mcp_status</w:t>
             </w:r>
           </w:p>
         </w:tc>
@@ -12234,7 +12234,7 @@
                 <w:sz w:val="19"/>
                 <w:szCs w:val="19"/>
               </w:rPr>
-              <w:t xml:space="preserve">10</w:t>
+              <w:t xml:space="preserve">3</w:t>
             </w:r>
           </w:p>
         </w:tc>
@@ -12284,7 +12284,7 @@
                 <w:sz w:val="19"/>
                 <w:szCs w:val="19"/>
               </w:rPr>
-              <w:t xml:space="preserve">4</w:t>
+              <w:t xml:space="preserve">0</w:t>
             </w:r>
           </w:p>
         </w:tc>
@@ -12309,7 +12309,7 @@
                 <w:sz w:val="19"/>
                 <w:szCs w:val="19"/>
               </w:rPr>
-              <w:t xml:space="preserve">3</w:t>
+              <w:t xml:space="preserve">0</w:t>
             </w:r>
           </w:p>
         </w:tc>
@@ -12333,7 +12333,7 @@
                 <w:sz w:val="19"/>
                 <w:szCs w:val="19"/>
               </w:rPr>
-              <w:t xml:space="preserve">Cross data centre replication</w:t>
+              <w:t xml:space="preserve">Server introspection: config, tool inventory, TLS state</w:t>
             </w:r>
           </w:p>
         </w:tc>
@@ -12361,6 +12361,162 @@
                 <w:sz w:val="19"/>
                 <w:szCs w:val="19"/>
               </w:rPr>
+              <w:t xml:space="preserve">backup_catalog</w:t>
+            </w:r>
+          </w:p>
+        </w:tc>
+        <w:tc>
+          <w:tcPr>
+            <w:tcW w:type="dxa" w:w="780"/>
+            <w:shd w:fill="F7F9FC" w:val="clear"/>
+            <w:tcMar>
+              <w:top w:type="dxa" w:w="70"/>
+              <w:left w:type="dxa" w:w="110"/>
+              <w:bottom w:type="dxa" w:w="70"/>
+              <w:right w:type="dxa" w:w="110"/>
+            </w:tcMar>
+          </w:tcPr>
+          <w:p>
+            <w:pPr>
+              <w:spacing w:after="0" w:line="250"/>
+              <w:jc w:val="center"/>
+            </w:pPr>
+            <w:r>
+              <w:rPr>
+                <w:color w:val="222222"/>
+                <w:sz w:val="19"/>
+                <w:szCs w:val="19"/>
+              </w:rPr>
+              <w:t xml:space="preserve">6</w:t>
+            </w:r>
+          </w:p>
+        </w:tc>
+        <w:tc>
+          <w:tcPr>
+            <w:tcW w:type="dxa" w:w="700"/>
+            <w:shd w:fill="F7F9FC" w:val="clear"/>
+            <w:tcMar>
+              <w:top w:type="dxa" w:w="70"/>
+              <w:left w:type="dxa" w:w="110"/>
+              <w:bottom w:type="dxa" w:w="70"/>
+              <w:right w:type="dxa" w:w="110"/>
+            </w:tcMar>
+          </w:tcPr>
+          <w:p>
+            <w:pPr>
+              <w:spacing w:after="0" w:line="250"/>
+              <w:jc w:val="center"/>
+            </w:pPr>
+            <w:r>
+              <w:rPr>
+                <w:color w:val="222222"/>
+                <w:sz w:val="19"/>
+                <w:szCs w:val="19"/>
+              </w:rPr>
+              <w:t xml:space="preserve">2</w:t>
+            </w:r>
+          </w:p>
+        </w:tc>
+        <w:tc>
+          <w:tcPr>
+            <w:tcW w:type="dxa" w:w="730"/>
+            <w:shd w:fill="F7F9FC" w:val="clear"/>
+            <w:tcMar>
+              <w:top w:type="dxa" w:w="70"/>
+              <w:left w:type="dxa" w:w="110"/>
+              <w:bottom w:type="dxa" w:w="70"/>
+              <w:right w:type="dxa" w:w="110"/>
+            </w:tcMar>
+          </w:tcPr>
+          <w:p>
+            <w:pPr>
+              <w:spacing w:after="0" w:line="250"/>
+              <w:jc w:val="center"/>
+            </w:pPr>
+            <w:r>
+              <w:rPr>
+                <w:color w:val="222222"/>
+                <w:sz w:val="19"/>
+                <w:szCs w:val="19"/>
+              </w:rPr>
+              <w:t xml:space="preserve">3</w:t>
+            </w:r>
+          </w:p>
+        </w:tc>
+        <w:tc>
+          <w:tcPr>
+            <w:tcW w:type="dxa" w:w="780"/>
+            <w:shd w:fill="F7F9FC" w:val="clear"/>
+            <w:tcMar>
+              <w:top w:type="dxa" w:w="70"/>
+              <w:left w:type="dxa" w:w="110"/>
+              <w:bottom w:type="dxa" w:w="70"/>
+              <w:right w:type="dxa" w:w="110"/>
+            </w:tcMar>
+          </w:tcPr>
+          <w:p>
+            <w:pPr>
+              <w:spacing w:after="0" w:line="250"/>
+              <w:jc w:val="center"/>
+            </w:pPr>
+            <w:r>
+              <w:rPr>
+                <w:color w:val="222222"/>
+                <w:sz w:val="19"/>
+                <w:szCs w:val="19"/>
+              </w:rPr>
+              <w:t xml:space="preserve">1</w:t>
+            </w:r>
+          </w:p>
+        </w:tc>
+        <w:tc>
+          <w:tcPr>
+            <w:tcW w:type="dxa" w:w="4620"/>
+            <w:shd w:fill="F7F9FC" w:val="clear"/>
+            <w:tcMar>
+              <w:top w:type="dxa" w:w="70"/>
+              <w:left w:type="dxa" w:w="110"/>
+              <w:bottom w:type="dxa" w:w="70"/>
+              <w:right w:type="dxa" w:w="110"/>
+            </w:tcMar>
+          </w:tcPr>
+          <w:p>
+            <w:pPr>
+              <w:spacing w:after="0" w:line="250"/>
+            </w:pPr>
+            <w:r>
+              <w:rPr>
+                <w:color w:val="222222"/>
+                <w:sz w:val="19"/>
+                <w:szCs w:val="19"/>
+              </w:rPr>
+              <w:t xml:space="preserve">Backup annotation catalogue, spanning both control planes</w:t>
+            </w:r>
+          </w:p>
+        </w:tc>
+      </w:tr>
+      <w:tr>
+        <w:tc>
+          <w:tcPr>
+            <w:tcW w:type="dxa" w:w="1750"/>
+            <w:tcMar>
+              <w:top w:type="dxa" w:w="70"/>
+              <w:left w:type="dxa" w:w="110"/>
+              <w:bottom w:type="dxa" w:w="70"/>
+              <w:right w:type="dxa" w:w="110"/>
+            </w:tcMar>
+          </w:tcPr>
+          <w:p>
+            <w:pPr>
+              <w:spacing w:after="0" w:line="250"/>
+            </w:pPr>
+            <w:r>
+              <w:rPr>
+                <w:rFonts w:ascii="Consolas" w:cs="Consolas" w:eastAsia="Consolas" w:hAnsi="Consolas"/>
+                <w:color w:val="222222"/>
+                <w:sz w:val="19"/>
+                <w:szCs w:val="19"/>
+              </w:rPr>
               <w:t xml:space="preserve">TOTAL</w:t>
             </w:r>
           </w:p>
@@ -12368,7 +12524,6 @@
         <w:tc>
           <w:tcPr>
             <w:tcW w:type="dxa" w:w="780"/>
-            <w:shd w:fill="F7F9FC" w:val="clear"/>
             <w:tcMar>
               <w:top w:type="dxa" w:w="70"/>
               <w:left w:type="dxa" w:w="110"/>
@@ -12387,14 +12542,13 @@
                 <w:sz w:val="19"/>
                 <w:szCs w:val="19"/>
               </w:rPr>
-              <w:t xml:space="preserve">208</w:t>
+              <w:t xml:space="preserve">280</w:t>
             </w:r>
           </w:p>
         </w:tc>
         <w:tc>
           <w:tcPr>
             <w:tcW w:type="dxa" w:w="700"/>
-            <w:shd w:fill="F7F9FC" w:val="clear"/>
             <w:tcMar>
               <w:top w:type="dxa" w:w="70"/>
               <w:left w:type="dxa" w:w="110"/>
@@ -12413,14 +12567,13 @@
                 <w:sz w:val="19"/>
                 <w:szCs w:val="19"/>
               </w:rPr>
-              <w:t xml:space="preserve">96</w:t>
+              <w:t xml:space="preserve">132</w:t>
             </w:r>
           </w:p>
         </w:tc>
         <w:tc>
           <w:tcPr>
             <w:tcW w:type="dxa" w:w="730"/>
-            <w:shd w:fill="F7F9FC" w:val="clear"/>
             <w:tcMar>
               <w:top w:type="dxa" w:w="70"/>
               <w:left w:type="dxa" w:w="110"/>
@@ -12439,14 +12592,13 @@
                 <w:sz w:val="19"/>
                 <w:szCs w:val="19"/>
               </w:rPr>
-              <w:t xml:space="preserve">58</w:t>
+              <w:t xml:space="preserve">83</w:t>
             </w:r>
           </w:p>
         </w:tc>
         <w:tc>
           <w:tcPr>
             <w:tcW w:type="dxa" w:w="780"/>
-            <w:shd w:fill="F7F9FC" w:val="clear"/>
             <w:tcMar>
               <w:top w:type="dxa" w:w="70"/>
               <w:left w:type="dxa" w:w="110"/>
@@ -12465,14 +12617,13 @@
                 <w:sz w:val="19"/>
                 <w:szCs w:val="19"/>
               </w:rPr>
-              <w:t xml:space="preserve">54</w:t>
+              <w:t xml:space="preserve">65</w:t>
             </w:r>
           </w:p>
         </w:tc>
         <w:tc>
           <w:tcPr>
             <w:tcW w:type="dxa" w:w="4620"/>
-            <w:shd w:fill="F7F9FC" w:val="clear"/>
             <w:tcMar>
               <w:top w:type="dxa" w:w="70"/>
               <w:left w:type="dxa" w:w="110"/>
@@ -12521,7 +12672,7 @@
           <w:sz w:val="20"/>
           <w:szCs w:val="20"/>
         </w:rPr>
-        <w:t xml:space="preserve">All 208 tools were compared between the scope gate's read/write predicate and the compatibility shim's. Zero disagreements, and the structural relationship can only ever be stricter, so a future divergence fails closed rather than open.</w:t>
+        <w:t xml:space="preserve">All 280 tools were compared between the scope gate's read/write predicate and the compatibility shim's. Zero disagreements, and the structural relationship can only ever be stricter, so a future divergence fails closed rather than open.</w:t>
       </w:r>
     </w:p>
     <w:p>
@@ -12561,7 +12712,7 @@
       <w:r>
         <w:drawing>
           <wp:inline distT="0" distB="0" distL="0" distR="0">
-            <wp:extent cx="5943600" cy="2971800"/>
+            <wp:extent cx="5943600" cy="2943225"/>
             <wp:effectExtent t="0" r="0" b="0" l="0"/>
             <wp:docPr id="1" name="" descr="" title=""/>
             <wp:cNvGraphicFramePr>
@@ -12586,7 +12737,7 @@
                   <pic:spPr bwMode="auto">
                     <a:xfrm>
                       <a:off x="0" y="0"/>
-                      <a:ext cx="5943600" cy="2971800"/>
+                      <a:ext cx="5943600" cy="2943225"/>
                     </a:xfrm>
                     <a:prstGeom prst="rect">
                       <a:avLst/>
@@ -12629,7 +12780,7 @@
           <w:sz w:val="21"/>
           <w:szCs w:val="21"/>
         </w:rPr>
-        <w:t xml:space="preserve">Primitives (spec.py, 61 ops) are thin - one tool per v4 operation, no orchestration. Use when you know exactly which call you want.</w:t>
+        <w:t xml:space="preserve">Primitives (spec.py, 125 ops) are thin - one tool per v4 operation, no orchestration. Use when you know exactly which call you want.</w:t>
       </w:r>
     </w:p>
     <w:p>
@@ -12663,7 +12814,7 @@
           <w:sz w:val="21"/>
           <w:szCs w:val="21"/>
         </w:rPr>
-        <w:t xml:space="preserve">Fixtures (fixture.py, 4 tools) are defined but their handlers deliberately refuse, pending live verification of two response shapes. See the fixture design note.</w:t>
+        <w:t xml:space="preserve">Fixtures (fixture.py, 4 tools) export and import a collection's documents through the Capella Data API. Export and import were implemented on 2026-09-14; both had refused until then, and the refusal was honest rather than a stub. A round trip against a live cluster is what proved the write path, and it found a bug that per-file hashes, line counts and COUNT(*) had all missed - each of those compares a fixture against itself. See the fixture design note.</w:t>
       </w:r>
     </w:p>
     <w:p>
@@ -12680,7 +12831,7 @@
           <w:sz w:val="21"/>
           <w:szCs w:val="21"/>
         </w:rPr>
-        <w:t xml:space="preserve">Pending (spec_pending.py, 22 ops) sit outside the shipped registry, so no tools are generated from them. A test asserts the live-verification record and the registry agree exactly - that test exists because a commit message once claimed all paths were verified while ten were not.</w:t>
+        <w:t xml:space="preserve">Pending (spec_pending.py, 6 ops) sit outside the shipped registry, so no tools are generated from them. A test asserts the live-verification record and the registry agree exactly - that test exists because a commit message once claimed all paths were verified while ten were not.</w:t>
       </w:r>
     </w:p>
     <w:p>
@@ -16148,7 +16299,7 @@
                 <w:sz w:val="19"/>
                 <w:szCs w:val="19"/>
               </w:rPr>
-              <w:t xml:space="preserve">Boots in both postures - 64 tools read-only, 134 in write mode; refusals flagged; dry run previews without executing; credentials masked in cb_mcp_status</w:t>
+              <w:t xml:space="preserve">Boots in both postures - 67 tools read-only, 142 in write mode on the self-managed surface (re-measured 2026-09-14); refusals flagged; dry run previews without executing; credentials masked in cb_mcp_status</w:t>
             </w:r>
           </w:p>
         </w:tc>
@@ -16245,7 +16396,7 @@
           <w:sz w:val="21"/>
           <w:szCs w:val="21"/>
         </w:rPr>
-        <w:t xml:space="preserve">Re-tested rather than inherited from the previous scan: SQL++ identifier escaping, including against embedded backticks, comment markers, statement chaining, NUL and fullwidth characters; command injection, of which there is none; path traversal, every REST segment being percent-encoded; TLS verification, weakened only under an explicit documented flag; mass assignment, every settings endpoint using an allow-list that refuses rather than drops; JWT validation; scope classification across all 208 tools; and retry idempotency, with no duplicate-billed-resource path found.</w:t>
+        <w:t xml:space="preserve">Re-tested rather than inherited from the previous scan: SQL++ identifier escaping, including against embedded backticks, comment markers, statement chaining, NUL and fullwidth characters; command injection, of which there is none; path traversal, every REST segment being percent-encoded; TLS verification, weakened only under an explicit documented flag; mass assignment, every settings endpoint using an allow-list that refuses rather than drops; JWT validation; scope classification across all 280 tools; and retry idempotency, with no duplicate-billed-resource path found.</w:t>
       </w:r>
     </w:p>
     <w:p>

--- a/docs/CB_Admin_MCP_Architecture.docx
+++ b/docs/CB_Admin_MCP_Architecture.docx
@@ -43,7 +43,7 @@
           <w:sz w:val="22"/>
           <w:szCs w:val="22"/>
         </w:rPr>
-        <w:t xml:space="preserve">280 tools  |  16 handler modules  |  two admin interfaces, one per instance  |  measured 2026-09-14</w:t>
+        <w:t xml:space="preserve">284 tools  |  17 handler modules  |  two admin interfaces, one per instance  |  measured 2026-09-14</w:t>
       </w:r>
     </w:p>
     <w:p>
@@ -4108,7 +4108,7 @@
           <w:sz w:val="20"/>
           <w:szCs w:val="20"/>
         </w:rPr>
-        <w:t xml:space="preserve">detect_mode() infers: a Capella host in CB_CONNECTION_STRING gives capella; CAPELLA_API_KEY_SECRET with no connection string gives capella; CAPELLA_API_KEY_SECRET together with a non-Capella connection string gives BOTH. So an instance that has a Capella key left over in its .env and a self-managed connection string loads all 280 tools, and the one-interface-per-instance boundary is gone with no warning at the point of use. Naming the mode removes the inference.</w:t>
+        <w:t xml:space="preserve">detect_mode() infers: a Capella host in CB_CONNECTION_STRING gives capella; CAPELLA_API_KEY_SECRET with no connection string gives capella; CAPELLA_API_KEY_SECRET together with a non-Capella connection string gives BOTH. So an instance that has a Capella key left over in its .env and a self-managed connection string loads all 284 tools, and the one-interface-per-instance boundary is gone with no warning at the point of use. Naming the mode removes the inference.</w:t>
       </w:r>
     </w:p>
     <w:p>
@@ -4193,7 +4193,7 @@
           <w:sz w:val="20"/>
           <w:szCs w:val="20"/>
         </w:rPr>
-        <w:t xml:space="preserve">Capella does not expose the ns_server admin REST API to tenants, and a Capella database credential carries bucket-scoped data roles and never Full Admin. So the 123 admin_* tools are unloaded in capella mode. Their Capella equivalents are the capella_* family.</w:t>
+        <w:t xml:space="preserve">Capella does not expose the ns_server admin REST API to tenants, and a Capella database credential carries bucket-scoped data roles and never Full Admin. So the 127 admin_* tools are unloaded in capella mode. Their Capella equivalents are the capella_* family.</w:t>
       </w:r>
     </w:p>
     <w:p>
@@ -8538,7 +8538,7 @@
                 <w:sz w:val="19"/>
                 <w:szCs w:val="19"/>
               </w:rPr>
-              <w:t xml:space="preserve">All 280 tools loaded when you expected 158 or 142</w:t>
+              <w:t xml:space="preserve">All 284 tools loaded when you expected 158 or 146</w:t>
             </w:r>
           </w:p>
         </w:tc>
@@ -9720,7 +9720,7 @@
           <w:sz w:val="21"/>
           <w:szCs w:val="21"/>
         </w:rPr>
-        <w:t xml:space="preserve">deployment.py accepts a third value, both, which loads all 280 tools and gates nothing. It is a real code path with a real use - a single hybrid session driving a self-managed cluster and a Capella organization at once - and tests cover it. It is nevertheless not how this server should be deployed, for three reasons.</w:t>
+        <w:t xml:space="preserve">deployment.py accepts a third value, both, which loads all 284 tools and gates nothing. It is a real code path with a real use - a single hybrid session driving a self-managed cluster and a Capella organization at once - and tests cover it. It is nevertheless not how this server should be deployed, for three reasons.</w:t>
       </w:r>
     </w:p>
     <w:p>
@@ -9799,7 +9799,7 @@
           <w:sz w:val="20"/>
           <w:szCs w:val="20"/>
         </w:rPr>
-        <w:t xml:space="preserve">detect_mode() resolves CAPELLA_API_KEY_SECRET plus a non-Capella CB_CONNECTION_STRING to both. So an instance intended for a self-managed cluster, whose .env still carries a Capella key from earlier work, silently loads all 280 tools. The inference is defensible in isolation - an operator who configures both plainly intends both - but it means the one-interface-per-instance boundary can be lost without anyone deciding to lose it. Naming the mode removes the inference entirely, which is why section 2.3 says to set it even when the credentials already make it unambiguous.</w:t>
+        <w:t xml:space="preserve">detect_mode() resolves CAPELLA_API_KEY_SECRET plus a non-Capella CB_CONNECTION_STRING to both. So an instance intended for a self-managed cluster, whose .env still carries a Capella key from earlier work, silently loads all 284 tools. The inference is defensible in isolation - an operator who configures both plainly intends both - but it means the one-interface-per-instance boundary can be lost without anyone deciding to lose it. Naming the mode removes the inference entirely, which is why section 2.3 says to set it even when the credentials already make it unambiguous.</w:t>
       </w:r>
     </w:p>
     <w:p>
@@ -9841,7 +9841,7 @@
           <w:sz w:val="21"/>
           <w:szCs w:val="21"/>
         </w:rPr>
-        <w:t xml:space="preserve">280 tools across 16 handler modules, measured 2026-09-14. Categories are mutually exclusive and are taken from each tool's MCP annotations: a read tool declares readOnlyHint, a destructive tool declares destructiveHint, and everything else is a write.</w:t>
+        <w:t xml:space="preserve">284 tools across 17 handler modules, measured 2026-09-14. Categories are mutually exclusive and are taken from each tool's MCP annotations: a read tool declares readOnlyHint, a destructive tool declares destructiveHint, and everything else is a write.</w:t>
       </w:r>
     </w:p>
     <w:tbl>
@@ -12517,6 +12517,158 @@
                 <w:sz w:val="19"/>
                 <w:szCs w:val="19"/>
               </w:rPr>
+              <w:t xml:space="preserve">fixture</w:t>
+            </w:r>
+          </w:p>
+        </w:tc>
+        <w:tc>
+          <w:tcPr>
+            <w:tcW w:type="dxa" w:w="780"/>
+            <w:tcMar>
+              <w:top w:type="dxa" w:w="70"/>
+              <w:left w:type="dxa" w:w="110"/>
+              <w:bottom w:type="dxa" w:w="70"/>
+              <w:right w:type="dxa" w:w="110"/>
+            </w:tcMar>
+          </w:tcPr>
+          <w:p>
+            <w:pPr>
+              <w:spacing w:after="0" w:line="250"/>
+              <w:jc w:val="center"/>
+            </w:pPr>
+            <w:r>
+              <w:rPr>
+                <w:color w:val="222222"/>
+                <w:sz w:val="19"/>
+                <w:szCs w:val="19"/>
+              </w:rPr>
+              <w:t xml:space="preserve">4</w:t>
+            </w:r>
+          </w:p>
+        </w:tc>
+        <w:tc>
+          <w:tcPr>
+            <w:tcW w:type="dxa" w:w="700"/>
+            <w:tcMar>
+              <w:top w:type="dxa" w:w="70"/>
+              <w:left w:type="dxa" w:w="110"/>
+              <w:bottom w:type="dxa" w:w="70"/>
+              <w:right w:type="dxa" w:w="110"/>
+            </w:tcMar>
+          </w:tcPr>
+          <w:p>
+            <w:pPr>
+              <w:spacing w:after="0" w:line="250"/>
+              <w:jc w:val="center"/>
+            </w:pPr>
+            <w:r>
+              <w:rPr>
+                <w:color w:val="222222"/>
+                <w:sz w:val="19"/>
+                <w:szCs w:val="19"/>
+              </w:rPr>
+              <w:t xml:space="preserve">3</w:t>
+            </w:r>
+          </w:p>
+        </w:tc>
+        <w:tc>
+          <w:tcPr>
+            <w:tcW w:type="dxa" w:w="730"/>
+            <w:tcMar>
+              <w:top w:type="dxa" w:w="70"/>
+              <w:left w:type="dxa" w:w="110"/>
+              <w:bottom w:type="dxa" w:w="70"/>
+              <w:right w:type="dxa" w:w="110"/>
+            </w:tcMar>
+          </w:tcPr>
+          <w:p>
+            <w:pPr>
+              <w:spacing w:after="0" w:line="250"/>
+              <w:jc w:val="center"/>
+            </w:pPr>
+            <w:r>
+              <w:rPr>
+                <w:color w:val="222222"/>
+                <w:sz w:val="19"/>
+                <w:szCs w:val="19"/>
+              </w:rPr>
+              <w:t xml:space="preserve">0</w:t>
+            </w:r>
+          </w:p>
+        </w:tc>
+        <w:tc>
+          <w:tcPr>
+            <w:tcW w:type="dxa" w:w="780"/>
+            <w:tcMar>
+              <w:top w:type="dxa" w:w="70"/>
+              <w:left w:type="dxa" w:w="110"/>
+              <w:bottom w:type="dxa" w:w="70"/>
+              <w:right w:type="dxa" w:w="110"/>
+            </w:tcMar>
+          </w:tcPr>
+          <w:p>
+            <w:pPr>
+              <w:spacing w:after="0" w:line="250"/>
+              <w:jc w:val="center"/>
+            </w:pPr>
+            <w:r>
+              <w:rPr>
+                <w:color w:val="222222"/>
+                <w:sz w:val="19"/>
+                <w:szCs w:val="19"/>
+              </w:rPr>
+              <w:t xml:space="preserve">1</w:t>
+            </w:r>
+          </w:p>
+        </w:tc>
+        <w:tc>
+          <w:tcPr>
+            <w:tcW w:type="dxa" w:w="4620"/>
+            <w:tcMar>
+              <w:top w:type="dxa" w:w="70"/>
+              <w:left w:type="dxa" w:w="110"/>
+              <w:bottom w:type="dxa" w:w="70"/>
+              <w:right w:type="dxa" w:w="110"/>
+            </w:tcMar>
+          </w:tcPr>
+          <w:p>
+            <w:pPr>
+              <w:spacing w:after="0" w:line="250"/>
+            </w:pPr>
+            <w:r>
+              <w:rPr>
+                <w:color w:val="222222"/>
+                <w:sz w:val="19"/>
+                <w:szCs w:val="19"/>
+              </w:rPr>
+              <w:t xml:space="preserve">undefined</w:t>
+            </w:r>
+          </w:p>
+        </w:tc>
+      </w:tr>
+      <w:tr>
+        <w:tc>
+          <w:tcPr>
+            <w:tcW w:type="dxa" w:w="1750"/>
+            <w:shd w:fill="F7F9FC" w:val="clear"/>
+            <w:tcMar>
+              <w:top w:type="dxa" w:w="70"/>
+              <w:left w:type="dxa" w:w="110"/>
+              <w:bottom w:type="dxa" w:w="70"/>
+              <w:right w:type="dxa" w:w="110"/>
+            </w:tcMar>
+          </w:tcPr>
+          <w:p>
+            <w:pPr>
+              <w:spacing w:after="0" w:line="250"/>
+            </w:pPr>
+            <w:r>
+              <w:rPr>
+                <w:rFonts w:ascii="Consolas" w:cs="Consolas" w:eastAsia="Consolas" w:hAnsi="Consolas"/>
+                <w:color w:val="222222"/>
+                <w:sz w:val="19"/>
+                <w:szCs w:val="19"/>
+              </w:rPr>
               <w:t xml:space="preserve">TOTAL</w:t>
             </w:r>
           </w:p>
@@ -12524,6 +12676,7 @@
         <w:tc>
           <w:tcPr>
             <w:tcW w:type="dxa" w:w="780"/>
+            <w:shd w:fill="F7F9FC" w:val="clear"/>
             <w:tcMar>
               <w:top w:type="dxa" w:w="70"/>
               <w:left w:type="dxa" w:w="110"/>
@@ -12542,13 +12695,14 @@
                 <w:sz w:val="19"/>
                 <w:szCs w:val="19"/>
               </w:rPr>
-              <w:t xml:space="preserve">280</w:t>
+              <w:t xml:space="preserve">284</w:t>
             </w:r>
           </w:p>
         </w:tc>
         <w:tc>
           <w:tcPr>
             <w:tcW w:type="dxa" w:w="700"/>
+            <w:shd w:fill="F7F9FC" w:val="clear"/>
             <w:tcMar>
               <w:top w:type="dxa" w:w="70"/>
               <w:left w:type="dxa" w:w="110"/>
@@ -12567,13 +12721,14 @@
                 <w:sz w:val="19"/>
                 <w:szCs w:val="19"/>
               </w:rPr>
-              <w:t xml:space="preserve">132</w:t>
+              <w:t xml:space="preserve">135</w:t>
             </w:r>
           </w:p>
         </w:tc>
         <w:tc>
           <w:tcPr>
             <w:tcW w:type="dxa" w:w="730"/>
+            <w:shd w:fill="F7F9FC" w:val="clear"/>
             <w:tcMar>
               <w:top w:type="dxa" w:w="70"/>
               <w:left w:type="dxa" w:w="110"/>
@@ -12599,6 +12754,7 @@
         <w:tc>
           <w:tcPr>
             <w:tcW w:type="dxa" w:w="780"/>
+            <w:shd w:fill="F7F9FC" w:val="clear"/>
             <w:tcMar>
               <w:top w:type="dxa" w:w="70"/>
               <w:left w:type="dxa" w:w="110"/>
@@ -12617,13 +12773,14 @@
                 <w:sz w:val="19"/>
                 <w:szCs w:val="19"/>
               </w:rPr>
-              <w:t xml:space="preserve">65</w:t>
+              <w:t xml:space="preserve">66</w:t>
             </w:r>
           </w:p>
         </w:tc>
         <w:tc>
           <w:tcPr>
             <w:tcW w:type="dxa" w:w="4620"/>
+            <w:shd w:fill="F7F9FC" w:val="clear"/>
             <w:tcMar>
               <w:top w:type="dxa" w:w="70"/>
               <w:left w:type="dxa" w:w="110"/>
@@ -12672,7 +12829,7 @@
           <w:sz w:val="20"/>
           <w:szCs w:val="20"/>
         </w:rPr>
-        <w:t xml:space="preserve">All 280 tools were compared between the scope gate's read/write predicate and the compatibility shim's. Zero disagreements, and the structural relationship can only ever be stricter, so a future divergence fails closed rather than open.</w:t>
+        <w:t xml:space="preserve">All 284 tools were compared between the scope gate's read/write predicate and the compatibility shim's. Zero disagreements, and the structural relationship can only ever be stricter, so a future divergence fails closed rather than open.</w:t>
       </w:r>
     </w:p>
     <w:p>
@@ -16299,7 +16456,7 @@
                 <w:sz w:val="19"/>
                 <w:szCs w:val="19"/>
               </w:rPr>
-              <w:t xml:space="preserve">Boots in both postures - 67 tools read-only, 142 in write mode on the self-managed surface (re-measured 2026-09-14); refusals flagged; dry run previews without executing; credentials masked in cb_mcp_status</w:t>
+              <w:t xml:space="preserve">Boots in both postures - 70 tools read-only, 146 in write mode on the self-managed surface (re-measured 2026-09-14); refusals flagged; dry run previews without executing; credentials masked in cb_mcp_status</w:t>
             </w:r>
           </w:p>
         </w:tc>
@@ -16396,7 +16553,7 @@
           <w:sz w:val="21"/>
           <w:szCs w:val="21"/>
         </w:rPr>
-        <w:t xml:space="preserve">Re-tested rather than inherited from the previous scan: SQL++ identifier escaping, including against embedded backticks, comment markers, statement chaining, NUL and fullwidth characters; command injection, of which there is none; path traversal, every REST segment being percent-encoded; TLS verification, weakened only under an explicit documented flag; mass assignment, every settings endpoint using an allow-list that refuses rather than drops; JWT validation; scope classification across all 280 tools; and retry idempotency, with no duplicate-billed-resource path found.</w:t>
+        <w:t xml:space="preserve">Re-tested rather than inherited from the previous scan: SQL++ identifier escaping, including against embedded backticks, comment markers, statement chaining, NUL and fullwidth characters; command injection, of which there is none; path traversal, every REST segment being percent-encoded; TLS verification, weakened only under an explicit documented flag; mass assignment, every settings endpoint using an allow-list that refuses rather than drops; JWT validation; scope classification across all 284 tools; and retry idempotency, with no duplicate-billed-resource path found.</w:t>
       </w:r>
     </w:p>
     <w:p>
